--- a/docs/离线AI聊天工具_使用说明.docx
+++ b/docs/离线AI聊天工具_使用说明.docx
@@ -42,9 +42,24 @@
           <w:rFonts w:ascii="微软雅黑" w:hAnsi="微软雅黑" w:eastAsia="微软雅黑"/>
           <w:b w:val="0"/>
           <w:color w:val="666666"/>
-          <w:sz w:val="24"/>
+          <w:sz w:val="22"/>
         </w:rPr>
-        <w:t>无需联网 · 本地运行 · 数据不出本机</w:t>
+        <w:t>10 个模型 · 文档问答 · 语音输入 · 深度思考 · 无需联网 · 数据不出本机</w:t>
+      </w:r>
+    </w:p>
+    <w:p>
+      <w:pPr>
+        <w:spacing w:before="80"/>
+        <w:jc w:val="center"/>
+      </w:pPr>
+      <w:r>
+        <w:rPr>
+          <w:rFonts w:ascii="微软雅黑" w:hAnsi="微软雅黑" w:eastAsia="微软雅黑"/>
+          <w:b w:val="0"/>
+          <w:color w:val="888888"/>
+          <w:sz w:val="19"/>
+        </w:rPr>
+        <w:t>版本 v3.0　·　2026-10-18</w:t>
       </w:r>
     </w:p>
     <w:p/>
@@ -89,7 +104,7 @@
                 <w:rFonts w:ascii="微软雅黑" w:hAnsi="微软雅黑" w:eastAsia="微软雅黑"/>
                 <w:sz w:val="20"/>
               </w:rPr>
-              <w:t>这是一个把 AI 大模型打包好的离线聊天软件。把它解压后双击即可使用，全程不需要网络、不需要下载、不需要注册账号，也不会把你的任何对话内容传到外面。</w:t>
+              <w:t>这是一个把 AI 大模型打包好的离线聊天软件。把它解压后双击即可使用，全程不需要网络、不需要下载、不需要注册账号，也不会把你的任何对话内容传到外面。除了文字聊天，它还能看懂图片、读你的文档（PDF/Word/Excel/PPT）、听你说话并朗读回答。</w:t>
             </w:r>
           </w:p>
         </w:tc>
@@ -181,7 +196,59 @@
           <w:rFonts w:ascii="微软雅黑" w:hAnsi="微软雅黑" w:eastAsia="微软雅黑"/>
           <w:sz w:val="21"/>
         </w:rPr>
-        <w:t>内置 9 个模型：覆盖通用对话、代码编写、轻量推理等常见场景。</w:t>
+        <w:t>内置 10 个模型：覆盖通用对话、代码编写、轻量推理，并额外包含一个可看图的视觉模型。</w:t>
+      </w:r>
+    </w:p>
+    <w:p>
+      <w:pPr>
+        <w:pStyle w:val="ListBullet"/>
+        <w:spacing w:line="288" w:lineRule="auto" w:after="40"/>
+      </w:pPr>
+      <w:r>
+        <w:rPr>
+          <w:rFonts w:ascii="微软雅黑" w:hAnsi="微软雅黑" w:eastAsia="微软雅黑"/>
+          <w:sz w:val="21"/>
+        </w:rPr>
+        <w:t>会读文档：PDF / Word / Excel / PPT / ePub / 图片拖进来就能问答，扫描件自动 OCR，长文档自动检索并标注出处（[1][2]）。</w:t>
+      </w:r>
+    </w:p>
+    <w:p>
+      <w:pPr>
+        <w:pStyle w:val="ListBullet"/>
+        <w:spacing w:line="288" w:lineRule="auto" w:after="40"/>
+      </w:pPr>
+      <w:r>
+        <w:rPr>
+          <w:rFonts w:ascii="微软雅黑" w:hAnsi="微软雅黑" w:eastAsia="微软雅黑"/>
+          <w:sz w:val="21"/>
+        </w:rPr>
+        <w:t>会听会说：点麦克风用语音提问（本地识别），AI 的回答可以点“朗读”念出来。</w:t>
+      </w:r>
+    </w:p>
+    <w:p>
+      <w:pPr>
+        <w:pStyle w:val="ListBullet"/>
+        <w:spacing w:line="288" w:lineRule="auto" w:after="40"/>
+      </w:pPr>
+      <w:r>
+        <w:rPr>
+          <w:rFonts w:ascii="微软雅黑" w:hAnsi="微软雅黑" w:eastAsia="微软雅黑"/>
+          <w:sz w:val="21"/>
+        </w:rPr>
+        <w:t>想得更周全：“深度思考”模式先写草稿、再自我挑刺、最后重写定稿。</w:t>
+      </w:r>
+    </w:p>
+    <w:p>
+      <w:pPr>
+        <w:pStyle w:val="ListBullet"/>
+        <w:spacing w:line="288" w:lineRule="auto" w:after="40"/>
+      </w:pPr>
+      <w:r>
+        <w:rPr>
+          <w:rFonts w:ascii="微软雅黑" w:hAnsi="微软雅黑" w:eastAsia="微软雅黑"/>
+          <w:sz w:val="21"/>
+        </w:rPr>
+        <w:t>好用：多轮追问、Markdown 排版、会话自动保存与多会话管理、长期记忆、停止生成、拖拽/粘贴图片、参数调节。</w:t>
       </w:r>
     </w:p>
     <w:p>
@@ -430,7 +497,7 @@
                 <w:rFonts w:ascii="微软雅黑" w:hAnsi="微软雅黑" w:eastAsia="微软雅黑"/>
                 <w:sz w:val="19"/>
               </w:rPr>
-              <w:t>系统盘 20 GB 以上</w:t>
+              <w:t>系统盘 30 GB 以上</w:t>
             </w:r>
           </w:p>
         </w:tc>
@@ -588,7 +655,7 @@
                 <w:rFonts w:ascii="微软雅黑" w:hAnsi="微软雅黑" w:eastAsia="微软雅黑"/>
                 <w:sz w:val="20"/>
               </w:rPr>
-              <w:t>* 压缩包本身约 14 GB。首次运行时，程序会把 9 个模型复制到系统盘的用户目录（C:\Users\你的用户名\.ollama），这一步会额外占用约 14 GB，因此需要系统盘有约 15 GB 空闲。导入完成后，原压缩包和安装目录可保留也可删除（见第七部分）。</w:t>
+              <w:t>* 压缩包约 17 GB，解压后程序文件夹约 18 GB。首次运行时，程序会把 10 个模型复制到系统盘的用户目录（C:\Users\你的用户名\.ollama），这一步会额外占用约 15 GB，因此系统盘最好留出 30 GB 空闲。导入完成后，原压缩包和程序目录里的模型副本可保留也可删除（见第七部分）。</w:t>
             </w:r>
           </w:p>
         </w:tc>
@@ -641,7 +708,7 @@
           <w:rFonts w:ascii="微软雅黑" w:hAnsi="微软雅黑" w:eastAsia="微软雅黑"/>
           <w:sz w:val="21"/>
         </w:rPr>
-        <w:t>offline_chat.zip（约 14 GB）—— 这就是全部内容，一个文件搞定。</w:t>
+        <w:t>offline_chat.zip（约 17 GB）—— 解压后是完整的离线程序。</w:t>
       </w:r>
     </w:p>
     <w:p>
@@ -778,7 +845,7 @@
                 <w:rFonts w:ascii="微软雅黑" w:hAnsi="微软雅黑" w:eastAsia="微软雅黑"/>
                 <w:sz w:val="19"/>
               </w:rPr>
-              <w:t>程序运行所需的全部依赖（含 Ollama 引擎与 9 个模型文件），必须和 exe 放在一起</w:t>
+              <w:t>程序运行所需的全部依赖（含 Ollama 引擎与 10 个模型，含视觉投影），必须和 exe 放在一起</w:t>
             </w:r>
           </w:p>
         </w:tc>
@@ -1091,7 +1158,7 @@
           <w:rFonts w:ascii="微软雅黑" w:hAnsi="微软雅黑" w:eastAsia="微软雅黑"/>
           <w:sz w:val="21"/>
         </w:rPr>
-        <w:t>首次启动会弹出聊天窗口，并在底部状态栏显示“首次导入内置模型…”，程序正在把你内置的 9 个模型导入到本地。这一步在普通电脑上大约需要几分钟到十几分钟，请耐心等待，期间不要关闭窗口。</w:t>
+        <w:t>首次启动会弹出聊天窗口，并在顶部状态栏显示“首次导入内置模型…”和“导入模型 3/10 · 名称”的进度，程序正在把你内置的 10 个模型导入到本地。这一步在普通电脑上大约需要十几分钟，请耐心等待，期间不要关闭窗口。</w:t>
       </w:r>
     </w:p>
     <w:p>
@@ -1104,7 +1171,7 @@
           <w:rFonts w:ascii="微软雅黑" w:hAnsi="微软雅黑" w:eastAsia="微软雅黑"/>
           <w:sz w:val="21"/>
         </w:rPr>
-        <w:t>当状态栏提示就绪、模型下拉框可以选择模型时，说明导入完成，可以开始聊天了。</w:t>
+        <w:t>当状态栏提示“Ollama 在线”、模型下拉框可以选择模型时，说明导入完成，可以开始聊天了。</w:t>
       </w:r>
     </w:p>
     <w:p>
@@ -1117,7 +1184,7 @@
           <w:rFonts w:ascii="微软雅黑" w:hAnsi="微软雅黑" w:eastAsia="微软雅黑"/>
           <w:sz w:val="21"/>
         </w:rPr>
-        <w:t>以后再次使用，直接双击 offline_chat.exe 即可，无需重复导入，也无需联网。</w:t>
+        <w:t>以后再次使用，直接双击 offline_chat.exe 即可，无需重复导入，也无需联网。程序只允许同时运行一个窗口，重复双击会提示“程序已经在运行中”。</w:t>
       </w:r>
     </w:p>
     <w:tbl>
@@ -1187,7 +1254,804 @@
           <w:color w:val="1F4E79"/>
           <w:sz w:val="30"/>
         </w:rPr>
-        <w:t>五、怎么用：三步开始对话</w:t>
+        <w:t>五、怎么用：文字、追问与图片</w:t>
+      </w:r>
+    </w:p>
+    <w:p>
+      <w:pPr>
+        <w:spacing w:line="300" w:lineRule="auto" w:after="80"/>
+        <w:ind w:firstLine="420"/>
+      </w:pPr>
+      <w:r>
+        <w:rPr>
+          <w:rFonts w:ascii="微软雅黑" w:hAnsi="微软雅黑" w:eastAsia="微软雅黑"/>
+          <w:b w:val="0"/>
+          <w:sz w:val="21"/>
+        </w:rPr>
+        <w:t>界面分三块：左边是会话列表（264px），中间是对话区，底部是输入框。首次打开是空状态，点任意一条示例就能开始。</w:t>
+      </w:r>
+    </w:p>
+    <w:tbl>
+      <w:tblPr>
+        <w:tblStyle w:val="TableGrid"/>
+        <w:tblW w:type="auto" w:w="0"/>
+        <w:jc w:val="center"/>
+        <w:tblLook w:firstColumn="1" w:firstRow="1" w:lastColumn="0" w:lastRow="0" w:noHBand="0" w:noVBand="1" w:val="04A0"/>
+      </w:tblPr>
+      <w:tblGrid>
+        <w:gridCol w:w="2880"/>
+        <w:gridCol w:w="2880"/>
+        <w:gridCol w:w="2880"/>
+      </w:tblGrid>
+      <w:tr>
+        <w:tc>
+          <w:tcPr>
+            <w:tcW w:type="dxa" w:w="1701"/>
+            <w:shd w:val="clear" w:color="auto" w:fill="1F4E79"/>
+          </w:tcPr>
+          <w:p>
+            <w:pPr>
+              <w:jc w:val="center"/>
+            </w:pPr>
+            <w:r>
+              <w:rPr>
+                <w:rFonts w:ascii="微软雅黑" w:hAnsi="微软雅黑" w:eastAsia="微软雅黑"/>
+                <w:b/>
+                <w:color w:val="FFFFFF"/>
+                <w:sz w:val="20"/>
+              </w:rPr>
+              <w:t>位置</w:t>
+            </w:r>
+          </w:p>
+        </w:tc>
+        <w:tc>
+          <w:tcPr>
+            <w:tcW w:type="dxa" w:w="1928"/>
+            <w:shd w:val="clear" w:color="auto" w:fill="1F4E79"/>
+          </w:tcPr>
+          <w:p>
+            <w:pPr>
+              <w:jc w:val="center"/>
+            </w:pPr>
+            <w:r>
+              <w:rPr>
+                <w:rFonts w:ascii="微软雅黑" w:hAnsi="微软雅黑" w:eastAsia="微软雅黑"/>
+                <w:b/>
+                <w:color w:val="FFFFFF"/>
+                <w:sz w:val="20"/>
+              </w:rPr>
+              <w:t>按钮</w:t>
+            </w:r>
+          </w:p>
+        </w:tc>
+        <w:tc>
+          <w:tcPr>
+            <w:tcW w:type="dxa" w:w="3969"/>
+            <w:shd w:val="clear" w:color="auto" w:fill="1F4E79"/>
+          </w:tcPr>
+          <w:p>
+            <w:pPr>
+              <w:jc w:val="center"/>
+            </w:pPr>
+            <w:r>
+              <w:rPr>
+                <w:rFonts w:ascii="微软雅黑" w:hAnsi="微软雅黑" w:eastAsia="微软雅黑"/>
+                <w:b/>
+                <w:color w:val="FFFFFF"/>
+                <w:sz w:val="20"/>
+              </w:rPr>
+              <w:t>作用</w:t>
+            </w:r>
+          </w:p>
+        </w:tc>
+      </w:tr>
+      <w:tr>
+        <w:tc>
+          <w:tcPr>
+            <w:tcW w:type="dxa" w:w="1701"/>
+          </w:tcPr>
+          <w:p>
+            <w:pPr>
+              <w:spacing w:after="0"/>
+            </w:pPr>
+            <w:r>
+              <w:rPr>
+                <w:rFonts w:ascii="微软雅黑" w:hAnsi="微软雅黑" w:eastAsia="微软雅黑"/>
+                <w:sz w:val="19"/>
+              </w:rPr>
+              <w:t>左侧栏</w:t>
+            </w:r>
+          </w:p>
+        </w:tc>
+        <w:tc>
+          <w:tcPr>
+            <w:tcW w:type="dxa" w:w="1928"/>
+          </w:tcPr>
+          <w:p>
+            <w:pPr>
+              <w:spacing w:after="0"/>
+            </w:pPr>
+            <w:r>
+              <w:rPr>
+                <w:rFonts w:ascii="微软雅黑" w:hAnsi="微软雅黑" w:eastAsia="微软雅黑"/>
+                <w:sz w:val="19"/>
+              </w:rPr>
+              <w:t>＋ 新建对话</w:t>
+            </w:r>
+          </w:p>
+        </w:tc>
+        <w:tc>
+          <w:tcPr>
+            <w:tcW w:type="dxa" w:w="3969"/>
+          </w:tcPr>
+          <w:p>
+            <w:pPr>
+              <w:spacing w:after="0"/>
+            </w:pPr>
+            <w:r>
+              <w:rPr>
+                <w:rFonts w:ascii="微软雅黑" w:hAnsi="微软雅黑" w:eastAsia="微软雅黑"/>
+                <w:sz w:val="19"/>
+              </w:rPr>
+              <w:t>开一个新会话；旧会话自动保存在左边列表里</w:t>
+            </w:r>
+          </w:p>
+        </w:tc>
+      </w:tr>
+      <w:tr>
+        <w:tc>
+          <w:tcPr>
+            <w:tcW w:type="dxa" w:w="1701"/>
+          </w:tcPr>
+          <w:p>
+            <w:pPr>
+              <w:spacing w:after="0"/>
+            </w:pPr>
+            <w:r>
+              <w:rPr>
+                <w:rFonts w:ascii="微软雅黑" w:hAnsi="微软雅黑" w:eastAsia="微软雅黑"/>
+                <w:sz w:val="19"/>
+              </w:rPr>
+              <w:t>左侧栏</w:t>
+            </w:r>
+          </w:p>
+        </w:tc>
+        <w:tc>
+          <w:tcPr>
+            <w:tcW w:type="dxa" w:w="1928"/>
+          </w:tcPr>
+          <w:p>
+            <w:pPr>
+              <w:spacing w:after="0"/>
+            </w:pPr>
+            <w:r>
+              <w:rPr>
+                <w:rFonts w:ascii="微软雅黑" w:hAnsi="微软雅黑" w:eastAsia="微软雅黑"/>
+                <w:sz w:val="19"/>
+              </w:rPr>
+              <w:t>搜索框</w:t>
+            </w:r>
+          </w:p>
+        </w:tc>
+        <w:tc>
+          <w:tcPr>
+            <w:tcW w:type="dxa" w:w="3969"/>
+          </w:tcPr>
+          <w:p>
+            <w:pPr>
+              <w:spacing w:after="0"/>
+            </w:pPr>
+            <w:r>
+              <w:rPr>
+                <w:rFonts w:ascii="微软雅黑" w:hAnsi="微软雅黑" w:eastAsia="微软雅黑"/>
+                <w:sz w:val="19"/>
+              </w:rPr>
+              <w:t>按标题过滤会话，不用翻列表</w:t>
+            </w:r>
+          </w:p>
+        </w:tc>
+      </w:tr>
+      <w:tr>
+        <w:tc>
+          <w:tcPr>
+            <w:tcW w:type="dxa" w:w="1701"/>
+          </w:tcPr>
+          <w:p>
+            <w:pPr>
+              <w:spacing w:after="0"/>
+            </w:pPr>
+            <w:r>
+              <w:rPr>
+                <w:rFonts w:ascii="微软雅黑" w:hAnsi="微软雅黑" w:eastAsia="微软雅黑"/>
+                <w:sz w:val="19"/>
+              </w:rPr>
+              <w:t>左侧栏</w:t>
+            </w:r>
+          </w:p>
+        </w:tc>
+        <w:tc>
+          <w:tcPr>
+            <w:tcW w:type="dxa" w:w="1928"/>
+          </w:tcPr>
+          <w:p>
+            <w:pPr>
+              <w:spacing w:after="0"/>
+            </w:pPr>
+            <w:r>
+              <w:rPr>
+                <w:rFonts w:ascii="微软雅黑" w:hAnsi="微软雅黑" w:eastAsia="微软雅黑"/>
+                <w:sz w:val="19"/>
+              </w:rPr>
+              <w:t>会话列表</w:t>
+            </w:r>
+          </w:p>
+        </w:tc>
+        <w:tc>
+          <w:tcPr>
+            <w:tcW w:type="dxa" w:w="3969"/>
+          </w:tcPr>
+          <w:p>
+            <w:pPr>
+              <w:spacing w:after="0"/>
+            </w:pPr>
+            <w:r>
+              <w:rPr>
+                <w:rFonts w:ascii="微软雅黑" w:hAnsi="微软雅黑" w:eastAsia="微软雅黑"/>
+                <w:sz w:val="19"/>
+              </w:rPr>
+              <w:t>点一下切换；右键可置顶 / 重命名 / 导出 Markdown / 删除</w:t>
+            </w:r>
+          </w:p>
+        </w:tc>
+      </w:tr>
+      <w:tr>
+        <w:tc>
+          <w:tcPr>
+            <w:tcW w:type="dxa" w:w="1701"/>
+          </w:tcPr>
+          <w:p>
+            <w:pPr>
+              <w:spacing w:after="0"/>
+            </w:pPr>
+            <w:r>
+              <w:rPr>
+                <w:rFonts w:ascii="微软雅黑" w:hAnsi="微软雅黑" w:eastAsia="微软雅黑"/>
+                <w:sz w:val="19"/>
+              </w:rPr>
+              <w:t>左侧栏</w:t>
+            </w:r>
+          </w:p>
+        </w:tc>
+        <w:tc>
+          <w:tcPr>
+            <w:tcW w:type="dxa" w:w="1928"/>
+          </w:tcPr>
+          <w:p>
+            <w:pPr>
+              <w:spacing w:after="0"/>
+            </w:pPr>
+            <w:r>
+              <w:rPr>
+                <w:rFonts w:ascii="微软雅黑" w:hAnsi="微软雅黑" w:eastAsia="微软雅黑"/>
+                <w:sz w:val="19"/>
+              </w:rPr>
+              <w:t>记忆</w:t>
+            </w:r>
+          </w:p>
+        </w:tc>
+        <w:tc>
+          <w:tcPr>
+            <w:tcW w:type="dxa" w:w="3969"/>
+          </w:tcPr>
+          <w:p>
+            <w:pPr>
+              <w:spacing w:after="0"/>
+            </w:pPr>
+            <w:r>
+              <w:rPr>
+                <w:rFonts w:ascii="微软雅黑" w:hAnsi="微软雅黑" w:eastAsia="微软雅黑"/>
+                <w:sz w:val="19"/>
+              </w:rPr>
+              <w:t>让 AI 记住你的偏好与背景；查看、删除记忆；开关记忆注入</w:t>
+            </w:r>
+          </w:p>
+        </w:tc>
+      </w:tr>
+      <w:tr>
+        <w:tc>
+          <w:tcPr>
+            <w:tcW w:type="dxa" w:w="1701"/>
+          </w:tcPr>
+          <w:p>
+            <w:pPr>
+              <w:spacing w:after="0"/>
+            </w:pPr>
+            <w:r>
+              <w:rPr>
+                <w:rFonts w:ascii="微软雅黑" w:hAnsi="微软雅黑" w:eastAsia="微软雅黑"/>
+                <w:sz w:val="19"/>
+              </w:rPr>
+              <w:t>左侧栏</w:t>
+            </w:r>
+          </w:p>
+        </w:tc>
+        <w:tc>
+          <w:tcPr>
+            <w:tcW w:type="dxa" w:w="1928"/>
+          </w:tcPr>
+          <w:p>
+            <w:pPr>
+              <w:spacing w:after="0"/>
+            </w:pPr>
+            <w:r>
+              <w:rPr>
+                <w:rFonts w:ascii="微软雅黑" w:hAnsi="微软雅黑" w:eastAsia="微软雅黑"/>
+                <w:sz w:val="19"/>
+              </w:rPr>
+              <w:t>设置</w:t>
+            </w:r>
+          </w:p>
+        </w:tc>
+        <w:tc>
+          <w:tcPr>
+            <w:tcW w:type="dxa" w:w="3969"/>
+          </w:tcPr>
+          <w:p>
+            <w:pPr>
+              <w:spacing w:after="0"/>
+            </w:pPr>
+            <w:r>
+              <w:rPr>
+                <w:rFonts w:ascii="微软雅黑" w:hAnsi="微软雅黑" w:eastAsia="微软雅黑"/>
+                <w:sz w:val="19"/>
+              </w:rPr>
+              <w:t>调整回答随机性（temperature）、上下文长度、系统提示词</w:t>
+            </w:r>
+          </w:p>
+        </w:tc>
+      </w:tr>
+      <w:tr>
+        <w:tc>
+          <w:tcPr>
+            <w:tcW w:type="dxa" w:w="1701"/>
+          </w:tcPr>
+          <w:p>
+            <w:pPr>
+              <w:spacing w:after="0"/>
+            </w:pPr>
+            <w:r>
+              <w:rPr>
+                <w:rFonts w:ascii="微软雅黑" w:hAnsi="微软雅黑" w:eastAsia="微软雅黑"/>
+                <w:sz w:val="19"/>
+              </w:rPr>
+              <w:t>顶栏</w:t>
+            </w:r>
+          </w:p>
+        </w:tc>
+        <w:tc>
+          <w:tcPr>
+            <w:tcW w:type="dxa" w:w="1928"/>
+          </w:tcPr>
+          <w:p>
+            <w:pPr>
+              <w:spacing w:after="0"/>
+            </w:pPr>
+            <w:r>
+              <w:rPr>
+                <w:rFonts w:ascii="微软雅黑" w:hAnsi="微软雅黑" w:eastAsia="微软雅黑"/>
+                <w:sz w:val="19"/>
+              </w:rPr>
+              <w:t>模型名</w:t>
+            </w:r>
+          </w:p>
+        </w:tc>
+        <w:tc>
+          <w:tcPr>
+            <w:tcW w:type="dxa" w:w="3969"/>
+          </w:tcPr>
+          <w:p>
+            <w:pPr>
+              <w:spacing w:after="0"/>
+            </w:pPr>
+            <w:r>
+              <w:rPr>
+                <w:rFonts w:ascii="微软雅黑" w:hAnsi="微软雅黑" w:eastAsia="微软雅黑"/>
+                <w:sz w:val="19"/>
+              </w:rPr>
+              <w:t>点一下弹出模型列表（含体积），切换时自动释放上一个模型</w:t>
+            </w:r>
+          </w:p>
+        </w:tc>
+      </w:tr>
+      <w:tr>
+        <w:tc>
+          <w:tcPr>
+            <w:tcW w:type="dxa" w:w="1701"/>
+          </w:tcPr>
+          <w:p>
+            <w:pPr>
+              <w:spacing w:after="0"/>
+            </w:pPr>
+            <w:r>
+              <w:rPr>
+                <w:rFonts w:ascii="微软雅黑" w:hAnsi="微软雅黑" w:eastAsia="微软雅黑"/>
+                <w:sz w:val="19"/>
+              </w:rPr>
+              <w:t>顶栏</w:t>
+            </w:r>
+          </w:p>
+        </w:tc>
+        <w:tc>
+          <w:tcPr>
+            <w:tcW w:type="dxa" w:w="1928"/>
+          </w:tcPr>
+          <w:p>
+            <w:pPr>
+              <w:spacing w:after="0"/>
+            </w:pPr>
+            <w:r>
+              <w:rPr>
+                <w:rFonts w:ascii="微软雅黑" w:hAnsi="微软雅黑" w:eastAsia="微软雅黑"/>
+                <w:sz w:val="19"/>
+              </w:rPr>
+              <w:t>下载图标</w:t>
+            </w:r>
+          </w:p>
+        </w:tc>
+        <w:tc>
+          <w:tcPr>
+            <w:tcW w:type="dxa" w:w="3969"/>
+          </w:tcPr>
+          <w:p>
+            <w:pPr>
+              <w:spacing w:after="0"/>
+            </w:pPr>
+            <w:r>
+              <w:rPr>
+                <w:rFonts w:ascii="微软雅黑" w:hAnsi="微软雅黑" w:eastAsia="微软雅黑"/>
+                <w:sz w:val="19"/>
+              </w:rPr>
+              <w:t>把当前会话导出成 Markdown</w:t>
+            </w:r>
+          </w:p>
+        </w:tc>
+      </w:tr>
+      <w:tr>
+        <w:tc>
+          <w:tcPr>
+            <w:tcW w:type="dxa" w:w="1701"/>
+          </w:tcPr>
+          <w:p>
+            <w:pPr>
+              <w:spacing w:after="0"/>
+            </w:pPr>
+            <w:r>
+              <w:rPr>
+                <w:rFonts w:ascii="微软雅黑" w:hAnsi="微软雅黑" w:eastAsia="微软雅黑"/>
+                <w:sz w:val="19"/>
+              </w:rPr>
+              <w:t>顶栏</w:t>
+            </w:r>
+          </w:p>
+        </w:tc>
+        <w:tc>
+          <w:tcPr>
+            <w:tcW w:type="dxa" w:w="1928"/>
+          </w:tcPr>
+          <w:p>
+            <w:pPr>
+              <w:spacing w:after="0"/>
+            </w:pPr>
+            <w:r>
+              <w:rPr>
+                <w:rFonts w:ascii="微软雅黑" w:hAnsi="微软雅黑" w:eastAsia="微软雅黑"/>
+                <w:sz w:val="19"/>
+              </w:rPr>
+              <w:t>⋯ 更多</w:t>
+            </w:r>
+          </w:p>
+        </w:tc>
+        <w:tc>
+          <w:tcPr>
+            <w:tcW w:type="dxa" w:w="3969"/>
+          </w:tcPr>
+          <w:p>
+            <w:pPr>
+              <w:spacing w:after="0"/>
+            </w:pPr>
+            <w:r>
+              <w:rPr>
+                <w:rFonts w:ascii="微软雅黑" w:hAnsi="微软雅黑" w:eastAsia="微软雅黑"/>
+                <w:sz w:val="19"/>
+              </w:rPr>
+              <w:t>新建 / 清空当前会话 / 夜读模式 / 设置</w:t>
+            </w:r>
+          </w:p>
+        </w:tc>
+      </w:tr>
+      <w:tr>
+        <w:tc>
+          <w:tcPr>
+            <w:tcW w:type="dxa" w:w="1701"/>
+          </w:tcPr>
+          <w:p>
+            <w:pPr>
+              <w:spacing w:after="0"/>
+            </w:pPr>
+            <w:r>
+              <w:rPr>
+                <w:rFonts w:ascii="微软雅黑" w:hAnsi="微软雅黑" w:eastAsia="微软雅黑"/>
+                <w:sz w:val="19"/>
+              </w:rPr>
+              <w:t>输入框下方</w:t>
+            </w:r>
+          </w:p>
+        </w:tc>
+        <w:tc>
+          <w:tcPr>
+            <w:tcW w:type="dxa" w:w="1928"/>
+          </w:tcPr>
+          <w:p>
+            <w:pPr>
+              <w:spacing w:after="0"/>
+            </w:pPr>
+            <w:r>
+              <w:rPr>
+                <w:rFonts w:ascii="微软雅黑" w:hAnsi="微软雅黑" w:eastAsia="微软雅黑"/>
+                <w:sz w:val="19"/>
+              </w:rPr>
+              <w:t>文档</w:t>
+            </w:r>
+          </w:p>
+        </w:tc>
+        <w:tc>
+          <w:tcPr>
+            <w:tcW w:type="dxa" w:w="3969"/>
+          </w:tcPr>
+          <w:p>
+            <w:pPr>
+              <w:spacing w:after="0"/>
+            </w:pPr>
+            <w:r>
+              <w:rPr>
+                <w:rFonts w:ascii="微软雅黑" w:hAnsi="微软雅黑" w:eastAsia="微软雅黑"/>
+                <w:sz w:val="19"/>
+              </w:rPr>
+              <w:t>选择 PDF/Word/Excel/PPT 等文件问答（也可直接拖进窗口）</w:t>
+            </w:r>
+          </w:p>
+        </w:tc>
+      </w:tr>
+      <w:tr>
+        <w:tc>
+          <w:tcPr>
+            <w:tcW w:type="dxa" w:w="1701"/>
+          </w:tcPr>
+          <w:p>
+            <w:pPr>
+              <w:spacing w:after="0"/>
+            </w:pPr>
+            <w:r>
+              <w:rPr>
+                <w:rFonts w:ascii="微软雅黑" w:hAnsi="微软雅黑" w:eastAsia="微软雅黑"/>
+                <w:sz w:val="19"/>
+              </w:rPr>
+              <w:t>输入框下方</w:t>
+            </w:r>
+          </w:p>
+        </w:tc>
+        <w:tc>
+          <w:tcPr>
+            <w:tcW w:type="dxa" w:w="1928"/>
+          </w:tcPr>
+          <w:p>
+            <w:pPr>
+              <w:spacing w:after="0"/>
+            </w:pPr>
+            <w:r>
+              <w:rPr>
+                <w:rFonts w:ascii="微软雅黑" w:hAnsi="微软雅黑" w:eastAsia="微软雅黑"/>
+                <w:sz w:val="19"/>
+              </w:rPr>
+              <w:t>语音</w:t>
+            </w:r>
+          </w:p>
+        </w:tc>
+        <w:tc>
+          <w:tcPr>
+            <w:tcW w:type="dxa" w:w="3969"/>
+          </w:tcPr>
+          <w:p>
+            <w:pPr>
+              <w:spacing w:after="0"/>
+            </w:pPr>
+            <w:r>
+              <w:rPr>
+                <w:rFonts w:ascii="微软雅黑" w:hAnsi="微软雅黑" w:eastAsia="微软雅黑"/>
+                <w:sz w:val="19"/>
+              </w:rPr>
+              <w:t>点一下开始说话，再点一下结束并转成文字</w:t>
+            </w:r>
+          </w:p>
+        </w:tc>
+      </w:tr>
+      <w:tr>
+        <w:tc>
+          <w:tcPr>
+            <w:tcW w:type="dxa" w:w="1701"/>
+          </w:tcPr>
+          <w:p>
+            <w:pPr>
+              <w:spacing w:after="0"/>
+            </w:pPr>
+            <w:r>
+              <w:rPr>
+                <w:rFonts w:ascii="微软雅黑" w:hAnsi="微软雅黑" w:eastAsia="微软雅黑"/>
+                <w:sz w:val="19"/>
+              </w:rPr>
+              <w:t>输入框下方</w:t>
+            </w:r>
+          </w:p>
+        </w:tc>
+        <w:tc>
+          <w:tcPr>
+            <w:tcW w:type="dxa" w:w="1928"/>
+          </w:tcPr>
+          <w:p>
+            <w:pPr>
+              <w:spacing w:after="0"/>
+            </w:pPr>
+            <w:r>
+              <w:rPr>
+                <w:rFonts w:ascii="微软雅黑" w:hAnsi="微软雅黑" w:eastAsia="微软雅黑"/>
+                <w:sz w:val="19"/>
+              </w:rPr>
+              <w:t>深度</w:t>
+            </w:r>
+          </w:p>
+        </w:tc>
+        <w:tc>
+          <w:tcPr>
+            <w:tcW w:type="dxa" w:w="3969"/>
+          </w:tcPr>
+          <w:p>
+            <w:pPr>
+              <w:spacing w:after="0"/>
+            </w:pPr>
+            <w:r>
+              <w:rPr>
+                <w:rFonts w:ascii="微软雅黑" w:hAnsi="微软雅黑" w:eastAsia="微软雅黑"/>
+                <w:sz w:val="19"/>
+              </w:rPr>
+              <w:t>开启深度思考：草稿 → 自检 → 定稿（约 3 倍耗时）</w:t>
+            </w:r>
+          </w:p>
+        </w:tc>
+      </w:tr>
+      <w:tr>
+        <w:tc>
+          <w:tcPr>
+            <w:tcW w:type="dxa" w:w="1701"/>
+          </w:tcPr>
+          <w:p>
+            <w:pPr>
+              <w:spacing w:after="0"/>
+            </w:pPr>
+            <w:r>
+              <w:rPr>
+                <w:rFonts w:ascii="微软雅黑" w:hAnsi="微软雅黑" w:eastAsia="微软雅黑"/>
+                <w:sz w:val="19"/>
+              </w:rPr>
+              <w:t>输入框右下</w:t>
+            </w:r>
+          </w:p>
+        </w:tc>
+        <w:tc>
+          <w:tcPr>
+            <w:tcW w:type="dxa" w:w="1928"/>
+          </w:tcPr>
+          <w:p>
+            <w:pPr>
+              <w:spacing w:after="0"/>
+            </w:pPr>
+            <w:r>
+              <w:rPr>
+                <w:rFonts w:ascii="微软雅黑" w:hAnsi="微软雅黑" w:eastAsia="微软雅黑"/>
+                <w:sz w:val="19"/>
+              </w:rPr>
+              <w:t>发送 / 停止</w:t>
+            </w:r>
+          </w:p>
+        </w:tc>
+        <w:tc>
+          <w:tcPr>
+            <w:tcW w:type="dxa" w:w="3969"/>
+          </w:tcPr>
+          <w:p>
+            <w:pPr>
+              <w:spacing w:after="0"/>
+            </w:pPr>
+            <w:r>
+              <w:rPr>
+                <w:rFonts w:ascii="微软雅黑" w:hAnsi="微软雅黑" w:eastAsia="微软雅黑"/>
+                <w:sz w:val="19"/>
+              </w:rPr>
+              <w:t>回车发送；生成中变成方块，点它或按 Esc 停止</w:t>
+            </w:r>
+          </w:p>
+        </w:tc>
+      </w:tr>
+    </w:tbl>
+    <w:p>
+      <w:pPr>
+        <w:spacing w:after="40"/>
+      </w:pPr>
+    </w:p>
+    <w:tbl>
+      <w:tblPr>
+        <w:tblW w:type="auto" w:w="0"/>
+        <w:jc w:val="center"/>
+        <w:tblLook w:firstColumn="1" w:firstRow="1" w:lastColumn="0" w:lastRow="0" w:noHBand="0" w:noVBand="1" w:val="04A0"/>
+      </w:tblPr>
+      <w:tblGrid>
+        <w:gridCol w:w="8640"/>
+      </w:tblGrid>
+      <w:tr>
+        <w:tc>
+          <w:tcPr>
+            <w:tcW w:type="dxa" w:w="8640"/>
+            <w:shd w:val="clear" w:color="auto" w:fill="EAF3FB"/>
+            <w:tcBorders>
+              <w:left w:val="single" w:sz="18" w:space="0" w:color="2E75B6"/>
+            </w:tcBorders>
+          </w:tcPr>
+          <w:p>
+            <w:pPr>
+              <w:spacing w:after="40"/>
+            </w:pPr>
+            <w:r>
+              <w:rPr>
+                <w:rFonts w:ascii="微软雅黑" w:hAnsi="微软雅黑" w:eastAsia="微软雅黑"/>
+                <w:b/>
+                <w:color w:val="1F4E79"/>
+                <w:sz w:val="21"/>
+              </w:rPr>
+              <w:t>两个小细节</w:t>
+            </w:r>
+          </w:p>
+          <w:p>
+            <w:pPr>
+              <w:spacing w:after="0"/>
+            </w:pPr>
+            <w:r>
+              <w:rPr>
+                <w:rFonts w:ascii="微软雅黑" w:hAnsi="微软雅黑" w:eastAsia="微软雅黑"/>
+                <w:sz w:val="20"/>
+              </w:rPr>
+              <w:t>① 回答里的 [1][2] 可以直接点，会显示这段内容来自文档的哪一处；</w:t>
+              <w:br/>
+              <w:t>② 长回答生成时末尾有一条竖线（▍）表示还在写，停下或写完会自动消失。</w:t>
+            </w:r>
+          </w:p>
+        </w:tc>
+      </w:tr>
+    </w:tbl>
+    <w:p>
+      <w:pPr>
+        <w:spacing w:after="40"/>
+      </w:pPr>
+    </w:p>
+    <w:p>
+      <w:pPr>
+        <w:pStyle w:val="ListNumber"/>
+        <w:spacing w:line="288" w:lineRule="auto" w:after="40"/>
+      </w:pPr>
+      <w:r>
+        <w:rPr>
+          <w:rFonts w:ascii="微软雅黑" w:hAnsi="微软雅黑" w:eastAsia="微软雅黑"/>
+          <w:sz w:val="21"/>
+        </w:rPr>
+        <w:t>选模型：点顶栏的模型名。默认 gemma3:4b（综合最稳）；写代码选 qwen2.5-coder:3b；看图片必须选 gemma3:4b-vision。</w:t>
       </w:r>
     </w:p>
     <w:p>
@@ -1200,7 +2064,7 @@
           <w:rFonts w:ascii="微软雅黑" w:hAnsi="微软雅黑" w:eastAsia="微软雅黑"/>
           <w:sz w:val="21"/>
         </w:rPr>
-        <w:t>在窗口左上角的“模型”下拉框中选择一个模型（默认是 qwen3:4b，综合表现较好）。</w:t>
+        <w:t>输入问题，按回车发送（Shift+Enter 换行）。回答会逐字出现，代码块、列表、加粗文字会自动排版。</w:t>
       </w:r>
     </w:p>
     <w:p>
@@ -1213,7 +2077,7 @@
           <w:rFonts w:ascii="微软雅黑" w:hAnsi="微软雅黑" w:eastAsia="微软雅黑"/>
           <w:sz w:val="21"/>
         </w:rPr>
-        <w:t>在底部输入框输入你的问题，按回车（或点发送按钮）。</w:t>
+        <w:t>继续追问即可：程序会自动带上之前的对话，提示栏会显示“上下文 ~N/6144”，让你知道还能聊多长。</w:t>
       </w:r>
     </w:p>
     <w:p>
@@ -1226,7 +2090,59 @@
           <w:rFonts w:ascii="微软雅黑" w:hAnsi="微软雅黑" w:eastAsia="微软雅黑"/>
           <w:sz w:val="21"/>
         </w:rPr>
-        <w:t>等待模型生成回复。首次切换某个模型时会先加载它到内存，可能要等几秒到十几秒；加载完成后回答会逐字显示。</w:t>
+        <w:t>生成过程中如果不想等了，点输入框右侧的红色方块，或按 Esc 停止；已经生成的内容会保留。</w:t>
+      </w:r>
+    </w:p>
+    <w:p>
+      <w:pPr>
+        <w:pStyle w:val="ListNumber"/>
+        <w:spacing w:line="288" w:lineRule="auto" w:after="40"/>
+      </w:pPr>
+      <w:r>
+        <w:rPr>
+          <w:rFonts w:ascii="微软雅黑" w:hAnsi="微软雅黑" w:eastAsia="微软雅黑"/>
+          <w:sz w:val="21"/>
+        </w:rPr>
+        <w:t>图片问答：把图片直接拖进窗口，或按 Ctrl+V 粘贴截图，输入框上方会出现缩略图，写好问题后发送即可。</w:t>
+      </w:r>
+    </w:p>
+    <w:p>
+      <w:pPr>
+        <w:pStyle w:val="ListNumber"/>
+        <w:spacing w:line="288" w:lineRule="auto" w:after="40"/>
+      </w:pPr>
+      <w:r>
+        <w:rPr>
+          <w:rFonts w:ascii="微软雅黑" w:hAnsi="微软雅黑" w:eastAsia="微软雅黑"/>
+          <w:sz w:val="21"/>
+        </w:rPr>
+        <w:t>调参数：点左下角“设置”，可调整回答的随机性（temperature）、上下文长度和系统提示词，修改后会自动记住，下次打开仍然生效。</w:t>
+      </w:r>
+    </w:p>
+    <w:p>
+      <w:pPr>
+        <w:pStyle w:val="ListNumber"/>
+        <w:spacing w:line="288" w:lineRule="auto" w:after="40"/>
+      </w:pPr>
+      <w:r>
+        <w:rPr>
+          <w:rFonts w:ascii="微软雅黑" w:hAnsi="微软雅黑" w:eastAsia="微软雅黑"/>
+          <w:sz w:val="21"/>
+        </w:rPr>
+        <w:t>会话会自动保存：关闭程序再打开，最近的对话会自动恢复；按 Ctrl+L 可清空并重新开始。</w:t>
+      </w:r>
+    </w:p>
+    <w:p>
+      <w:pPr>
+        <w:pStyle w:val="ListNumber"/>
+        <w:spacing w:line="288" w:lineRule="auto" w:after="40"/>
+      </w:pPr>
+      <w:r>
+        <w:rPr>
+          <w:rFonts w:ascii="微软雅黑" w:hAnsi="微软雅黑" w:eastAsia="微软雅黑"/>
+          <w:sz w:val="21"/>
+        </w:rPr>
+        <w:t>复制：鼠标移到消息上点“复制”；右键复制按钮还能选“复制 Markdown”或“复制纯文本”。</w:t>
       </w:r>
     </w:p>
     <w:tbl>
@@ -1274,7 +2190,11 @@
               <w:br/>
               <w:t>• 代码类问题建议选用 qwen2.5-coder:3b。</w:t>
               <w:br/>
+              <w:t>• 图片问答一定要切到 gemma3:4b-vision，否则会提示“当前模型不支持图像输入”。</w:t>
+              <w:br/>
               <w:t>• 如果回答太长或被截断，可接着追问“继续”。</w:t>
+              <w:br/>
+              <w:t>• 设置里的“上下文”请避开 4096（qwen3 系列在该值下可能输出乱码），默认 6144 即可。</w:t>
               <w:br/>
               <w:t>• 全部计算在本地 CPU 完成，速度比云端略慢属正常现象。</w:t>
             </w:r>
@@ -1302,7 +2222,381 @@
           <w:color w:val="1F4E79"/>
           <w:sz w:val="30"/>
         </w:rPr>
-        <w:t>六、内置 9 个模型一览</w:t>
+        <w:t>六、进阶功能：文档问答、语音、深度思考、多会话</w:t>
+      </w:r>
+    </w:p>
+    <w:p>
+      <w:pPr>
+        <w:keepNext/>
+        <w:spacing w:before="200" w:after="120"/>
+      </w:pPr>
+      <w:r>
+        <w:rPr>
+          <w:rFonts w:ascii="微软雅黑" w:hAnsi="微软雅黑" w:eastAsia="微软雅黑"/>
+          <w:b/>
+          <w:color w:val="2E75B6"/>
+          <w:sz w:val="25"/>
+        </w:rPr>
+        <w:t>6.1 让 AI 读你的文档（PDF / Word / Excel / PPT / ePub）</w:t>
+      </w:r>
+    </w:p>
+    <w:p>
+      <w:pPr>
+        <w:pStyle w:val="ListNumber"/>
+        <w:spacing w:line="288" w:lineRule="auto" w:after="40"/>
+      </w:pPr>
+      <w:r>
+        <w:rPr>
+          <w:rFonts w:ascii="微软雅黑" w:hAnsi="微软雅黑" w:eastAsia="微软雅黑"/>
+          <w:sz w:val="21"/>
+        </w:rPr>
+        <w:t>把文件直接拖进聊天窗口，或点输入框下方的“文档”按钮选择文件；输入框上方会出现文件名，写好后按回车发送。</w:t>
+      </w:r>
+    </w:p>
+    <w:p>
+      <w:pPr>
+        <w:pStyle w:val="ListNumber"/>
+        <w:spacing w:line="288" w:lineRule="auto" w:after="40"/>
+      </w:pPr>
+      <w:r>
+        <w:rPr>
+          <w:rFonts w:ascii="微软雅黑" w:hAnsi="微软雅黑" w:eastAsia="微软雅黑"/>
+          <w:sz w:val="21"/>
+        </w:rPr>
+        <w:t>短文档（3000 字以内）会整篇随消息一起交给模型；长文档会自动切成片段入库，只把最相关的几段交给模型，回答里会用 [1][2] 标注出处。</w:t>
+      </w:r>
+    </w:p>
+    <w:p>
+      <w:pPr>
+        <w:pStyle w:val="ListNumber"/>
+        <w:spacing w:line="288" w:lineRule="auto" w:after="40"/>
+      </w:pPr>
+      <w:r>
+        <w:rPr>
+          <w:rFonts w:ascii="微软雅黑" w:hAnsi="微软雅黑" w:eastAsia="微软雅黑"/>
+          <w:sz w:val="21"/>
+        </w:rPr>
+        <w:t>扫描版 PDF 和图片里的文字会自动用本地 OCR 识别（不需要联网），图片附件上还可以点“提取文字”把识别结果填进输入框。</w:t>
+      </w:r>
+    </w:p>
+    <w:tbl>
+      <w:tblPr>
+        <w:tblW w:type="auto" w:w="0"/>
+        <w:jc w:val="center"/>
+        <w:tblLook w:firstColumn="1" w:firstRow="1" w:lastColumn="0" w:lastRow="0" w:noHBand="0" w:noVBand="1" w:val="04A0"/>
+      </w:tblPr>
+      <w:tblGrid>
+        <w:gridCol w:w="8640"/>
+      </w:tblGrid>
+      <w:tr>
+        <w:tc>
+          <w:tcPr>
+            <w:tcW w:type="dxa" w:w="8640"/>
+            <w:shd w:val="clear" w:color="auto" w:fill="EAF3FB"/>
+            <w:tcBorders>
+              <w:left w:val="single" w:sz="18" w:space="0" w:color="2E75B6"/>
+            </w:tcBorders>
+          </w:tcPr>
+          <w:p>
+            <w:pPr>
+              <w:spacing w:after="40"/>
+            </w:pPr>
+            <w:r>
+              <w:rPr>
+                <w:rFonts w:ascii="微软雅黑" w:hAnsi="微软雅黑" w:eastAsia="微软雅黑"/>
+                <w:b/>
+                <w:color w:val="1F4E79"/>
+                <w:sz w:val="21"/>
+              </w:rPr>
+              <w:t>小提示</w:t>
+            </w:r>
+          </w:p>
+          <w:p>
+            <w:pPr>
+              <w:spacing w:after="0"/>
+            </w:pPr>
+            <w:r>
+              <w:rPr>
+                <w:rFonts w:ascii="微软雅黑" w:hAnsi="微软雅黑" w:eastAsia="微软雅黑"/>
+                <w:sz w:val="20"/>
+              </w:rPr>
+              <w:t>• 支持：PDF、docx、xlsx、pptx、epub、txt/md/csv/json/py 等，以及 png/jpg 图片。</w:t>
+              <w:br/>
+              <w:t>• 单个文件上限 50MB；扫描件最多识别前 10 页。</w:t>
+              <w:br/>
+              <w:t>• 第一次识别文字时会加载本地 OCR 模型，大约需要几秒钟。</w:t>
+            </w:r>
+          </w:p>
+        </w:tc>
+      </w:tr>
+    </w:tbl>
+    <w:p>
+      <w:pPr>
+        <w:spacing w:after="40"/>
+      </w:pPr>
+    </w:p>
+    <w:p>
+      <w:pPr>
+        <w:keepNext/>
+        <w:spacing w:before="200" w:after="120"/>
+      </w:pPr>
+      <w:r>
+        <w:rPr>
+          <w:rFonts w:ascii="微软雅黑" w:hAnsi="微软雅黑" w:eastAsia="微软雅黑"/>
+          <w:b/>
+          <w:color w:val="2E75B6"/>
+          <w:sz w:val="25"/>
+        </w:rPr>
+        <w:t>6.2 语音输入与朗读</w:t>
+      </w:r>
+    </w:p>
+    <w:p>
+      <w:pPr>
+        <w:pStyle w:val="ListNumber"/>
+        <w:spacing w:line="288" w:lineRule="auto" w:after="40"/>
+      </w:pPr>
+      <w:r>
+        <w:rPr>
+          <w:rFonts w:ascii="微软雅黑" w:hAnsi="微软雅黑" w:eastAsia="微软雅黑"/>
+          <w:sz w:val="21"/>
+        </w:rPr>
+        <w:t>点输入框下方的麦克风按钮开始说话，再点一次结束，程序会用本地语音识别把话转成文字填进输入框，确认无误后发送。</w:t>
+      </w:r>
+    </w:p>
+    <w:p>
+      <w:pPr>
+        <w:pStyle w:val="ListNumber"/>
+        <w:spacing w:line="288" w:lineRule="auto" w:after="40"/>
+      </w:pPr>
+      <w:r>
+        <w:rPr>
+          <w:rFonts w:ascii="微软雅黑" w:hAnsi="微软雅黑" w:eastAsia="微软雅黑"/>
+          <w:sz w:val="21"/>
+        </w:rPr>
+        <w:t>把鼠标移到 AI 的回答上，点“朗读”即可用本地语音念出来（再点一次停止）。</w:t>
+      </w:r>
+    </w:p>
+    <w:p>
+      <w:pPr>
+        <w:spacing w:line="300" w:lineRule="auto" w:after="80"/>
+        <w:ind w:firstLine="380"/>
+      </w:pPr>
+      <w:r>
+        <w:rPr>
+          <w:rFonts w:ascii="微软雅黑" w:hAnsi="微软雅黑" w:eastAsia="微软雅黑"/>
+          <w:b w:val="0"/>
+          <w:color w:val="666666"/>
+          <w:sz w:val="19"/>
+        </w:rPr>
+        <w:t>语音识别和朗读全都在本机完成，不使用任何云端服务；识别模型约 145MB、朗读模型约 63MB，已随程序内置。</w:t>
+      </w:r>
+    </w:p>
+    <w:tbl>
+      <w:tblPr>
+        <w:tblW w:type="auto" w:w="0"/>
+        <w:jc w:val="center"/>
+        <w:tblLook w:firstColumn="1" w:firstRow="1" w:lastColumn="0" w:lastRow="0" w:noHBand="0" w:noVBand="1" w:val="04A0"/>
+      </w:tblPr>
+      <w:tblGrid>
+        <w:gridCol w:w="8640"/>
+      </w:tblGrid>
+      <w:tr>
+        <w:tc>
+          <w:tcPr>
+            <w:tcW w:type="dxa" w:w="8640"/>
+            <w:shd w:val="clear" w:color="auto" w:fill="FDECEA"/>
+            <w:tcBorders>
+              <w:left w:val="single" w:sz="18" w:space="0" w:color="C0392B"/>
+            </w:tcBorders>
+          </w:tcPr>
+          <w:p>
+            <w:pPr>
+              <w:spacing w:after="40"/>
+            </w:pPr>
+            <w:r>
+              <w:rPr>
+                <w:rFonts w:ascii="微软雅黑" w:hAnsi="微软雅黑" w:eastAsia="微软雅黑"/>
+                <w:b/>
+                <w:color w:val="C0392B"/>
+                <w:sz w:val="21"/>
+              </w:rPr>
+              <w:t>点麦克风没反应？</w:t>
+            </w:r>
+          </w:p>
+          <w:p>
+            <w:pPr>
+              <w:spacing w:after="0"/>
+            </w:pPr>
+            <w:r>
+              <w:rPr>
+                <w:rFonts w:ascii="微软雅黑" w:hAnsi="微软雅黑" w:eastAsia="微软雅黑"/>
+                <w:sz w:val="20"/>
+              </w:rPr>
+              <w:t>程序会先检查麦克风能不能用：没有设备、被其他程序占用、或系统麦克风权限被关闭时，会在对话区给出具体原因和处理办法（例如“麦克风被占用”“隐私设置未授权”），按提示在「设置 → 系统 → 声音 → 输入」里选好设备再试即可。语音识别本身不联网，识别失败不影响打字聊天。</w:t>
+            </w:r>
+          </w:p>
+        </w:tc>
+      </w:tr>
+    </w:tbl>
+    <w:p>
+      <w:pPr>
+        <w:spacing w:after="40"/>
+      </w:pPr>
+    </w:p>
+    <w:p>
+      <w:pPr>
+        <w:keepNext/>
+        <w:spacing w:before="200" w:after="120"/>
+      </w:pPr>
+      <w:r>
+        <w:rPr>
+          <w:rFonts w:ascii="微软雅黑" w:hAnsi="微软雅黑" w:eastAsia="微软雅黑"/>
+          <w:b/>
+          <w:color w:val="2E75B6"/>
+          <w:sz w:val="25"/>
+        </w:rPr>
+        <w:t>6.3 深度思考（更慢但更周全）</w:t>
+      </w:r>
+    </w:p>
+    <w:p>
+      <w:pPr>
+        <w:spacing w:line="300" w:lineRule="auto" w:after="80"/>
+        <w:ind w:firstLine="420"/>
+      </w:pPr>
+      <w:r>
+        <w:rPr>
+          <w:rFonts w:ascii="微软雅黑" w:hAnsi="微软雅黑" w:eastAsia="微软雅黑"/>
+          <w:b w:val="0"/>
+          <w:sz w:val="21"/>
+        </w:rPr>
+        <w:t>点输入框下方的“深度”按钮开启后，每一轮会先写一版草稿，再让模型自己挑毛病（漏了什么、哪里不对），最后按意见重写一遍定稿。适合写方案、总结、需要少出错的场合；代价是耗时约为普通的 3 倍。</w:t>
+      </w:r>
+    </w:p>
+    <w:p>
+      <w:pPr>
+        <w:keepNext/>
+        <w:spacing w:before="200" w:after="120"/>
+      </w:pPr>
+      <w:r>
+        <w:rPr>
+          <w:rFonts w:ascii="微软雅黑" w:hAnsi="微软雅黑" w:eastAsia="微软雅黑"/>
+          <w:b/>
+          <w:color w:val="2E75B6"/>
+          <w:sz w:val="25"/>
+        </w:rPr>
+        <w:t>6.4 多会话与长期记忆</w:t>
+      </w:r>
+    </w:p>
+    <w:p>
+      <w:pPr>
+        <w:pStyle w:val="ListNumber"/>
+        <w:spacing w:line="288" w:lineRule="auto" w:after="40"/>
+      </w:pPr>
+      <w:r>
+        <w:rPr>
+          <w:rFonts w:ascii="微软雅黑" w:hAnsi="微软雅黑" w:eastAsia="微软雅黑"/>
+          <w:sz w:val="21"/>
+        </w:rPr>
+        <w:t>左侧栏的会话列表：可以新建多个会话，各自独立保存；支持置顶、重命名、删除、以及导出成 Markdown 文件存档。</w:t>
+      </w:r>
+    </w:p>
+    <w:p>
+      <w:pPr>
+        <w:pStyle w:val="ListNumber"/>
+        <w:spacing w:line="288" w:lineRule="auto" w:after="40"/>
+      </w:pPr>
+      <w:r>
+        <w:rPr>
+          <w:rFonts w:ascii="微软雅黑" w:hAnsi="微软雅黑" w:eastAsia="微软雅黑"/>
+          <w:sz w:val="21"/>
+        </w:rPr>
+        <w:t>左下角“记忆”：让 AI 记住你的偏好和背景（例如“回答尽量简短”），之后每轮对话都会带上；也可以查看全部记忆或让 AI 忘掉某一条。</w:t>
+      </w:r>
+    </w:p>
+    <w:p>
+      <w:pPr>
+        <w:pStyle w:val="ListNumber"/>
+        <w:spacing w:line="288" w:lineRule="auto" w:after="40"/>
+      </w:pPr>
+      <w:r>
+        <w:rPr>
+          <w:rFonts w:ascii="微软雅黑" w:hAnsi="微软雅黑" w:eastAsia="微软雅黑"/>
+          <w:sz w:val="21"/>
+        </w:rPr>
+        <w:t>按 Ctrl+L 只清空当前会话；换会话不会影响其他会话的历史。</w:t>
+      </w:r>
+    </w:p>
+    <w:p>
+      <w:pPr>
+        <w:keepNext/>
+        <w:spacing w:before="200" w:after="120"/>
+      </w:pPr>
+      <w:r>
+        <w:rPr>
+          <w:rFonts w:ascii="微软雅黑" w:hAnsi="微软雅黑" w:eastAsia="微软雅黑"/>
+          <w:b/>
+          <w:color w:val="2E75B6"/>
+          <w:sz w:val="25"/>
+        </w:rPr>
+        <w:t>6.5 给其他软件用（OpenAI 接口 / 定时任务）</w:t>
+      </w:r>
+    </w:p>
+    <w:p>
+      <w:pPr>
+        <w:spacing w:line="300" w:lineRule="auto" w:after="80"/>
+        <w:ind w:firstLine="420"/>
+      </w:pPr>
+      <w:r>
+        <w:rPr>
+          <w:rFonts w:ascii="微软雅黑" w:hAnsi="微软雅黑" w:eastAsia="微软雅黑"/>
+          <w:b w:val="0"/>
+          <w:sz w:val="21"/>
+        </w:rPr>
+        <w:t>技术用户还可以在程序目录里运行：</w:t>
+      </w:r>
+    </w:p>
+    <w:p>
+      <w:pPr>
+        <w:pStyle w:val="ListBullet"/>
+        <w:spacing w:line="288" w:lineRule="auto" w:after="40"/>
+      </w:pPr>
+      <w:r>
+        <w:rPr>
+          <w:rFonts w:ascii="微软雅黑" w:hAnsi="微软雅黑" w:eastAsia="微软雅黑"/>
+          <w:sz w:val="21"/>
+        </w:rPr>
+        <w:t>python server\gateway.py —— 开启 OpenAI 兼容网关，其他支持 ChatGPT 接口的软件把地址填 http://127.0.0.1:8080/v1 即可连本机模型。</w:t>
+      </w:r>
+    </w:p>
+    <w:p>
+      <w:pPr>
+        <w:pStyle w:val="ListBullet"/>
+        <w:spacing w:line="288" w:lineRule="auto" w:after="40"/>
+      </w:pPr>
+      <w:r>
+        <w:rPr>
+          <w:rFonts w:ascii="微软雅黑" w:hAnsi="微软雅黑" w:eastAsia="微软雅黑"/>
+          <w:sz w:val="21"/>
+        </w:rPr>
+        <w:t>python server\scheduler.py —— 定时让本地模型干活（每 N 分钟或每天几点），结果记在 schedule.log。</w:t>
+      </w:r>
+    </w:p>
+    <w:p>
+      <w:pPr>
+        <w:keepNext/>
+        <w:spacing w:before="280" w:after="120"/>
+        <w:pBdr>
+          <w:bottom w:val="single" w:sz="6" w:space="2" w:color="2E75B6"/>
+        </w:pBdr>
+      </w:pPr>
+      <w:r>
+        <w:rPr>
+          <w:rFonts w:ascii="微软雅黑" w:hAnsi="微软雅黑" w:eastAsia="微软雅黑"/>
+          <w:b/>
+          <w:color w:val="1F4E79"/>
+          <w:sz w:val="30"/>
+        </w:rPr>
+        <w:t>七、内置 10 个模型一览</w:t>
       </w:r>
     </w:p>
     <w:tbl>
@@ -1393,6 +2687,112 @@
                 <w:rFonts w:ascii="微软雅黑" w:hAnsi="微软雅黑" w:eastAsia="微软雅黑"/>
                 <w:sz w:val="19"/>
               </w:rPr>
+              <w:t>gemma3:4b</w:t>
+            </w:r>
+          </w:p>
+        </w:tc>
+        <w:tc>
+          <w:tcPr>
+            <w:tcW w:type="dxa" w:w="1474"/>
+          </w:tcPr>
+          <w:p>
+            <w:pPr>
+              <w:spacing w:after="0"/>
+            </w:pPr>
+            <w:r>
+              <w:rPr>
+                <w:rFonts w:ascii="微软雅黑" w:hAnsi="微软雅黑" w:eastAsia="微软雅黑"/>
+                <w:sz w:val="19"/>
+              </w:rPr>
+              <w:t>约 2.4 GB</w:t>
+            </w:r>
+          </w:p>
+        </w:tc>
+        <w:tc>
+          <w:tcPr>
+            <w:tcW w:type="dxa" w:w="3628"/>
+          </w:tcPr>
+          <w:p>
+            <w:pPr>
+              <w:spacing w:after="0"/>
+            </w:pPr>
+            <w:r>
+              <w:rPr>
+                <w:rFonts w:ascii="微软雅黑" w:hAnsi="微软雅黑" w:eastAsia="微软雅黑"/>
+                <w:sz w:val="19"/>
+              </w:rPr>
+              <w:t>默认推荐，综合对话、写作、翻译均衡、输出稳定</w:t>
+            </w:r>
+          </w:p>
+        </w:tc>
+      </w:tr>
+      <w:tr>
+        <w:tc>
+          <w:tcPr>
+            <w:tcW w:type="dxa" w:w="2381"/>
+          </w:tcPr>
+          <w:p>
+            <w:pPr>
+              <w:spacing w:after="0"/>
+            </w:pPr>
+            <w:r>
+              <w:rPr>
+                <w:rFonts w:ascii="微软雅黑" w:hAnsi="微软雅黑" w:eastAsia="微软雅黑"/>
+                <w:sz w:val="19"/>
+              </w:rPr>
+              <w:t>gemma3:4b-vision</w:t>
+            </w:r>
+          </w:p>
+        </w:tc>
+        <w:tc>
+          <w:tcPr>
+            <w:tcW w:type="dxa" w:w="1474"/>
+          </w:tcPr>
+          <w:p>
+            <w:pPr>
+              <w:spacing w:after="0"/>
+            </w:pPr>
+            <w:r>
+              <w:rPr>
+                <w:rFonts w:ascii="微软雅黑" w:hAnsi="微软雅黑" w:eastAsia="微软雅黑"/>
+                <w:sz w:val="19"/>
+              </w:rPr>
+              <w:t>约 3.3 GB</w:t>
+            </w:r>
+          </w:p>
+        </w:tc>
+        <w:tc>
+          <w:tcPr>
+            <w:tcW w:type="dxa" w:w="3628"/>
+          </w:tcPr>
+          <w:p>
+            <w:pPr>
+              <w:spacing w:after="0"/>
+            </w:pPr>
+            <w:r>
+              <w:rPr>
+                <w:rFonts w:ascii="微软雅黑" w:hAnsi="微软雅黑" w:eastAsia="微软雅黑"/>
+                <w:sz w:val="19"/>
+              </w:rPr>
+              <w:t>看图问答：识别图片内容、颜色、文字（由 gemma3:4b + 视觉投影组成）</w:t>
+            </w:r>
+          </w:p>
+        </w:tc>
+      </w:tr>
+      <w:tr>
+        <w:tc>
+          <w:tcPr>
+            <w:tcW w:type="dxa" w:w="2381"/>
+          </w:tcPr>
+          <w:p>
+            <w:pPr>
+              <w:spacing w:after="0"/>
+            </w:pPr>
+            <w:r>
+              <w:rPr>
+                <w:rFonts w:ascii="微软雅黑" w:hAnsi="微软雅黑" w:eastAsia="微软雅黑"/>
+                <w:sz w:val="19"/>
+              </w:rPr>
               <w:t>qwen3:4b</w:t>
             </w:r>
           </w:p>
@@ -1427,7 +2827,7 @@
                 <w:rFonts w:ascii="微软雅黑" w:hAnsi="微软雅黑" w:eastAsia="微软雅黑"/>
                 <w:sz w:val="19"/>
               </w:rPr>
-              <w:t>默认推荐，综合对话、写作、翻译均衡</w:t>
+              <w:t>中文理解与推理，回答较详细</w:t>
             </w:r>
           </w:p>
         </w:tc>
@@ -1764,59 +3164,6 @@
                 <w:rFonts w:ascii="微软雅黑" w:hAnsi="微软雅黑" w:eastAsia="微软雅黑"/>
                 <w:sz w:val="19"/>
               </w:rPr>
-              <w:t>gemma3:4b</w:t>
-            </w:r>
-          </w:p>
-        </w:tc>
-        <w:tc>
-          <w:tcPr>
-            <w:tcW w:type="dxa" w:w="1474"/>
-          </w:tcPr>
-          <w:p>
-            <w:pPr>
-              <w:spacing w:after="0"/>
-            </w:pPr>
-            <w:r>
-              <w:rPr>
-                <w:rFonts w:ascii="微软雅黑" w:hAnsi="微软雅黑" w:eastAsia="微软雅黑"/>
-                <w:sz w:val="19"/>
-              </w:rPr>
-              <w:t>约 2.4 GB</w:t>
-            </w:r>
-          </w:p>
-        </w:tc>
-        <w:tc>
-          <w:tcPr>
-            <w:tcW w:type="dxa" w:w="3628"/>
-          </w:tcPr>
-          <w:p>
-            <w:pPr>
-              <w:spacing w:after="0"/>
-            </w:pPr>
-            <w:r>
-              <w:rPr>
-                <w:rFonts w:ascii="微软雅黑" w:hAnsi="微软雅黑" w:eastAsia="微软雅黑"/>
-                <w:sz w:val="19"/>
-              </w:rPr>
-              <w:t>多语言对话、知识问答</w:t>
-            </w:r>
-          </w:p>
-        </w:tc>
-      </w:tr>
-      <w:tr>
-        <w:tc>
-          <w:tcPr>
-            <w:tcW w:type="dxa" w:w="2381"/>
-          </w:tcPr>
-          <w:p>
-            <w:pPr>
-              <w:spacing w:after="0"/>
-            </w:pPr>
-            <w:r>
-              <w:rPr>
-                <w:rFonts w:ascii="微软雅黑" w:hAnsi="微软雅黑" w:eastAsia="微软雅黑"/>
-                <w:sz w:val="19"/>
-              </w:rPr>
               <w:t>gemma3:1b</w:t>
             </w:r>
           </w:p>
@@ -1892,7 +3239,7 @@
           <w:color w:val="1F4E79"/>
           <w:sz w:val="30"/>
         </w:rPr>
-        <w:t>七、导入完成后如何回收磁盘空间</w:t>
+        <w:t>八、导入完成后如何回收磁盘空间</w:t>
       </w:r>
     </w:p>
     <w:p>
@@ -1932,7 +3279,7 @@
           <w:rFonts w:ascii="微软雅黑" w:hAnsi="微软雅黑" w:eastAsia="微软雅黑"/>
           <w:sz w:val="21"/>
         </w:rPr>
-        <w:t>删除解压目录 offline_chat 里的 _internal\bundle_models 文件夹（约 14 GB）。模型已在 .ollama 中，删除后不影响使用。</w:t>
+        <w:t>删除解压目录 offline_chat 里的 _internal\bundle_models 文件夹（约 15 GB）。模型已在 .ollama 中，删除后不影响使用。</w:t>
       </w:r>
     </w:p>
     <w:p>
@@ -2015,7 +3362,7 @@
           <w:color w:val="1F4E79"/>
           <w:sz w:val="30"/>
         </w:rPr>
-        <w:t>八、常见问题与解决办法</w:t>
+        <w:t>九、常见问题与解决办法</w:t>
       </w:r>
     </w:p>
     <w:tbl>
@@ -2138,7 +3485,7 @@
                 <w:rFonts w:ascii="微软雅黑" w:hAnsi="微软雅黑" w:eastAsia="微软雅黑"/>
                 <w:sz w:val="19"/>
               </w:rPr>
-              <w:t>正在导入模型，属正常，耐心等待几分钟，勿关闭。</w:t>
+              <w:t>正在导入模型，属正常，耐心等待十几分钟，勿关闭；顶部会显示导入进度。</w:t>
             </w:r>
           </w:p>
         </w:tc>
@@ -2211,6 +3558,186 @@
                 <w:sz w:val="19"/>
               </w:rPr>
               <w:t>纯 CPU 推理正常现象；换用更小的模型（如 1b/1.7b）可明显提速。</w:t>
+            </w:r>
+          </w:p>
+        </w:tc>
+      </w:tr>
+      <w:tr>
+        <w:tc>
+          <w:tcPr>
+            <w:tcW w:type="dxa" w:w="2381"/>
+          </w:tcPr>
+          <w:p>
+            <w:pPr>
+              <w:spacing w:after="0"/>
+            </w:pPr>
+            <w:r>
+              <w:rPr>
+                <w:rFonts w:ascii="微软雅黑" w:hAnsi="微软雅黑" w:eastAsia="微软雅黑"/>
+                <w:sz w:val="19"/>
+              </w:rPr>
+              <w:t>发图片提示“不支持图像输入”</w:t>
+            </w:r>
+          </w:p>
+        </w:tc>
+        <w:tc>
+          <w:tcPr>
+            <w:tcW w:type="dxa" w:w="5102"/>
+          </w:tcPr>
+          <w:p>
+            <w:pPr>
+              <w:spacing w:after="0"/>
+            </w:pPr>
+            <w:r>
+              <w:rPr>
+                <w:rFonts w:ascii="微软雅黑" w:hAnsi="微软雅黑" w:eastAsia="微软雅黑"/>
+                <w:sz w:val="19"/>
+              </w:rPr>
+              <w:t>当前模型不是视觉模型。请点顶栏模型名切到 gemma3:4b-vision 后重试。</w:t>
+            </w:r>
+          </w:p>
+        </w:tc>
+      </w:tr>
+      <w:tr>
+        <w:tc>
+          <w:tcPr>
+            <w:tcW w:type="dxa" w:w="2381"/>
+          </w:tcPr>
+          <w:p>
+            <w:pPr>
+              <w:spacing w:after="0"/>
+            </w:pPr>
+            <w:r>
+              <w:rPr>
+                <w:rFonts w:ascii="微软雅黑" w:hAnsi="微软雅黑" w:eastAsia="微软雅黑"/>
+                <w:sz w:val="19"/>
+              </w:rPr>
+              <w:t>回答是一串 0000 或乱码</w:t>
+            </w:r>
+          </w:p>
+        </w:tc>
+        <w:tc>
+          <w:tcPr>
+            <w:tcW w:type="dxa" w:w="5102"/>
+          </w:tcPr>
+          <w:p>
+            <w:pPr>
+              <w:spacing w:after="0"/>
+            </w:pPr>
+            <w:r>
+              <w:rPr>
+                <w:rFonts w:ascii="微软雅黑" w:hAnsi="微软雅黑" w:eastAsia="微软雅黑"/>
+                <w:sz w:val="19"/>
+              </w:rPr>
+              <w:t>多为内存被多个模型占满（本机 16GB，两个模型同时驻留就会这样）。处理：① 换一个模型再切回来——程序会自动卸载上一个模型，通常立刻恢复；② 关闭浏览器多标签、PS、IDE 等大程序；③ 检查“设置”里的上下文是否为 4096，qwen3 系列请用 6144。</w:t>
+            </w:r>
+          </w:p>
+        </w:tc>
+      </w:tr>
+      <w:tr>
+        <w:tc>
+          <w:tcPr>
+            <w:tcW w:type="dxa" w:w="2381"/>
+          </w:tcPr>
+          <w:p>
+            <w:pPr>
+              <w:spacing w:after="0"/>
+            </w:pPr>
+            <w:r>
+              <w:rPr>
+                <w:rFonts w:ascii="微软雅黑" w:hAnsi="微软雅黑" w:eastAsia="微软雅黑"/>
+                <w:sz w:val="19"/>
+              </w:rPr>
+              <w:t>想找回之前的对话</w:t>
+            </w:r>
+          </w:p>
+        </w:tc>
+        <w:tc>
+          <w:tcPr>
+            <w:tcW w:type="dxa" w:w="5102"/>
+          </w:tcPr>
+          <w:p>
+            <w:pPr>
+              <w:spacing w:after="0"/>
+            </w:pPr>
+            <w:r>
+              <w:rPr>
+                <w:rFonts w:ascii="微软雅黑" w:hAnsi="微软雅黑" w:eastAsia="微软雅黑"/>
+                <w:sz w:val="19"/>
+              </w:rPr>
+              <w:t>会话已自动保存，重新打开程序即可恢复；按 Ctrl+L 清空。</w:t>
+            </w:r>
+          </w:p>
+        </w:tc>
+      </w:tr>
+      <w:tr>
+        <w:tc>
+          <w:tcPr>
+            <w:tcW w:type="dxa" w:w="2381"/>
+          </w:tcPr>
+          <w:p>
+            <w:pPr>
+              <w:spacing w:after="0"/>
+            </w:pPr>
+            <w:r>
+              <w:rPr>
+                <w:rFonts w:ascii="微软雅黑" w:hAnsi="微软雅黑" w:eastAsia="微软雅黑"/>
+                <w:sz w:val="19"/>
+              </w:rPr>
+              <w:t>语音输入没反应 / 提示“无法打开录音设备”</w:t>
+            </w:r>
+          </w:p>
+        </w:tc>
+        <w:tc>
+          <w:tcPr>
+            <w:tcW w:type="dxa" w:w="5102"/>
+          </w:tcPr>
+          <w:p>
+            <w:pPr>
+              <w:spacing w:after="0"/>
+            </w:pPr>
+            <w:r>
+              <w:rPr>
+                <w:rFonts w:ascii="微软雅黑" w:hAnsi="微软雅黑" w:eastAsia="微软雅黑"/>
+                <w:sz w:val="19"/>
+              </w:rPr>
+              <w:t>① Windows 设置 → 系统 → 声音 → 输入，确认已选择麦克风且音量条有跳动；② 设置 → 隐私和安全性 → 麦克风，允许桌面应用访问；③ 关掉占用麦克风的会议软件（腾讯会议/钉钉等）后重试。</w:t>
+            </w:r>
+          </w:p>
+        </w:tc>
+      </w:tr>
+      <w:tr>
+        <w:tc>
+          <w:tcPr>
+            <w:tcW w:type="dxa" w:w="2381"/>
+          </w:tcPr>
+          <w:p>
+            <w:pPr>
+              <w:spacing w:after="0"/>
+            </w:pPr>
+            <w:r>
+              <w:rPr>
+                <w:rFonts w:ascii="微软雅黑" w:hAnsi="微软雅黑" w:eastAsia="微软雅黑"/>
+                <w:sz w:val="19"/>
+              </w:rPr>
+              <w:t>录音时提示“没收到任何音频”</w:t>
+            </w:r>
+          </w:p>
+        </w:tc>
+        <w:tc>
+          <w:tcPr>
+            <w:tcW w:type="dxa" w:w="5102"/>
+          </w:tcPr>
+          <w:p>
+            <w:pPr>
+              <w:spacing w:after="0"/>
+            </w:pPr>
+            <w:r>
+              <w:rPr>
+                <w:rFonts w:ascii="微软雅黑" w:hAnsi="微软雅黑" w:eastAsia="微软雅黑"/>
+                <w:sz w:val="19"/>
+              </w:rPr>
+              <w:t>多为麦克风被其他程序独占、系统麦克风权限被关，或该设备实际未接入（例如只剩“立体声混音”）。换一个输入设备后重新点麦克风即可；语音识别与朗读都不联网。</w:t>
             </w:r>
           </w:p>
         </w:tc>
@@ -2308,7 +3835,7 @@
           <w:color w:val="1F4E79"/>
           <w:sz w:val="30"/>
         </w:rPr>
-        <w:t>九、如果仍然无法正常安装 / 启动</w:t>
+        <w:t>十、如果仍然无法正常安装 / 启动</w:t>
       </w:r>
     </w:p>
     <w:p>
@@ -2335,7 +3862,7 @@
           <w:rFonts w:ascii="微软雅黑" w:hAnsi="微软雅黑" w:eastAsia="微软雅黑"/>
           <w:sz w:val="21"/>
         </w:rPr>
-        <w:t>确认解压完整：打开 offline_chat\_internal\bundle_models，应能看到 9 个以 .gguf 结尾的模型文件（每个几百 MB 到 2~3 GB）。若某文件大小为 0 或缺失，说明解压不完整，请用 7-Zip 重新解压。</w:t>
+        <w:t>确认解压完整：打开 offline_chat\_internal\bundle_models，应能看到 10 个以 .gguf 结尾的模型文件（每个几百 MB 到 2~3 GB），以及 gemma3-4b-vision 目录下的 mmproj 视觉投影文件（约 850 MB）。若某文件大小为 0 或缺失，说明解压不完整，请用 7-Zip 重新解压。</w:t>
       </w:r>
     </w:p>
     <w:p>
@@ -2405,7 +3932,7 @@
           <w:color w:val="1F4E79"/>
           <w:sz w:val="30"/>
         </w:rPr>
-        <w:t>十、随包附带的三个辅助工具</w:t>
+        <w:t>十一、随包附带的三个辅助工具</w:t>
       </w:r>
     </w:p>
     <w:p>
@@ -2712,6 +4239,331 @@
       <w:pPr>
         <w:spacing w:after="40"/>
       </w:pPr>
+    </w:p>
+    <w:p>
+      <w:pPr>
+        <w:keepNext/>
+        <w:spacing w:before="280" w:after="120"/>
+        <w:pBdr>
+          <w:bottom w:val="single" w:sz="6" w:space="2" w:color="2E75B6"/>
+        </w:pBdr>
+      </w:pPr>
+      <w:r>
+        <w:rPr>
+          <w:rFonts w:ascii="微软雅黑" w:hAnsi="微软雅黑" w:eastAsia="微软雅黑"/>
+          <w:b/>
+          <w:color w:val="1F4E79"/>
+          <w:sz w:val="30"/>
+        </w:rPr>
+        <w:t>十二、版本与更新记录</w:t>
+      </w:r>
+    </w:p>
+    <w:tbl>
+      <w:tblPr>
+        <w:tblStyle w:val="TableGrid"/>
+        <w:tblW w:type="auto" w:w="0"/>
+        <w:jc w:val="center"/>
+        <w:tblLook w:firstColumn="1" w:firstRow="1" w:lastColumn="0" w:lastRow="0" w:noHBand="0" w:noVBand="1" w:val="04A0"/>
+      </w:tblPr>
+      <w:tblGrid>
+        <w:gridCol w:w="2880"/>
+        <w:gridCol w:w="2880"/>
+        <w:gridCol w:w="2880"/>
+      </w:tblGrid>
+      <w:tr>
+        <w:tc>
+          <w:tcPr>
+            <w:tcW w:type="dxa" w:w="1020"/>
+            <w:shd w:val="clear" w:color="auto" w:fill="1F4E79"/>
+          </w:tcPr>
+          <w:p>
+            <w:pPr>
+              <w:jc w:val="center"/>
+            </w:pPr>
+            <w:r>
+              <w:rPr>
+                <w:rFonts w:ascii="微软雅黑" w:hAnsi="微软雅黑" w:eastAsia="微软雅黑"/>
+                <w:b/>
+                <w:color w:val="FFFFFF"/>
+                <w:sz w:val="20"/>
+              </w:rPr>
+              <w:t>版本</w:t>
+            </w:r>
+          </w:p>
+        </w:tc>
+        <w:tc>
+          <w:tcPr>
+            <w:tcW w:type="dxa" w:w="1701"/>
+            <w:shd w:val="clear" w:color="auto" w:fill="1F4E79"/>
+          </w:tcPr>
+          <w:p>
+            <w:pPr>
+              <w:jc w:val="center"/>
+            </w:pPr>
+            <w:r>
+              <w:rPr>
+                <w:rFonts w:ascii="微软雅黑" w:hAnsi="微软雅黑" w:eastAsia="微软雅黑"/>
+                <w:b/>
+                <w:color w:val="FFFFFF"/>
+                <w:sz w:val="20"/>
+              </w:rPr>
+              <w:t>日期</w:t>
+            </w:r>
+          </w:p>
+        </w:tc>
+        <w:tc>
+          <w:tcPr>
+            <w:tcW w:type="dxa" w:w="4989"/>
+            <w:shd w:val="clear" w:color="auto" w:fill="1F4E79"/>
+          </w:tcPr>
+          <w:p>
+            <w:pPr>
+              <w:jc w:val="center"/>
+            </w:pPr>
+            <w:r>
+              <w:rPr>
+                <w:rFonts w:ascii="微软雅黑" w:hAnsi="微软雅黑" w:eastAsia="微软雅黑"/>
+                <w:b/>
+                <w:color w:val="FFFFFF"/>
+                <w:sz w:val="20"/>
+              </w:rPr>
+              <w:t>更新内容</w:t>
+            </w:r>
+          </w:p>
+        </w:tc>
+      </w:tr>
+      <w:tr>
+        <w:tc>
+          <w:tcPr>
+            <w:tcW w:type="dxa" w:w="1020"/>
+          </w:tcPr>
+          <w:p>
+            <w:pPr>
+              <w:spacing w:after="0"/>
+            </w:pPr>
+            <w:r>
+              <w:rPr>
+                <w:rFonts w:ascii="微软雅黑" w:hAnsi="微软雅黑" w:eastAsia="微软雅黑"/>
+                <w:sz w:val="19"/>
+              </w:rPr>
+              <w:t>v3.0</w:t>
+            </w:r>
+          </w:p>
+        </w:tc>
+        <w:tc>
+          <w:tcPr>
+            <w:tcW w:type="dxa" w:w="1701"/>
+          </w:tcPr>
+          <w:p>
+            <w:pPr>
+              <w:spacing w:after="0"/>
+            </w:pPr>
+            <w:r>
+              <w:rPr>
+                <w:rFonts w:ascii="微软雅黑" w:hAnsi="微软雅黑" w:eastAsia="微软雅黑"/>
+                <w:sz w:val="19"/>
+              </w:rPr>
+              <w:t>2026-10-18</w:t>
+            </w:r>
+          </w:p>
+        </w:tc>
+        <w:tc>
+          <w:tcPr>
+            <w:tcW w:type="dxa" w:w="4989"/>
+          </w:tcPr>
+          <w:p>
+            <w:pPr>
+              <w:spacing w:after="0"/>
+            </w:pPr>
+            <w:r>
+              <w:rPr>
+                <w:rFonts w:ascii="微软雅黑" w:hAnsi="微软雅黑" w:eastAsia="微软雅黑"/>
+                <w:sz w:val="19"/>
+              </w:rPr>
+              <w:t>全新界面：左侧会话栏（搜索/置顶/右键管理）、墨绿纸感主题与夜读模式、无气泡回答、模型浮层（含体积）、回答中的 [1] 可点看来源、生成中光标；说明书按新界面重写。</w:t>
+            </w:r>
+          </w:p>
+        </w:tc>
+      </w:tr>
+      <w:tr>
+        <w:tc>
+          <w:tcPr>
+            <w:tcW w:type="dxa" w:w="1020"/>
+          </w:tcPr>
+          <w:p>
+            <w:pPr>
+              <w:spacing w:after="0"/>
+            </w:pPr>
+            <w:r>
+              <w:rPr>
+                <w:rFonts w:ascii="微软雅黑" w:hAnsi="微软雅黑" w:eastAsia="微软雅黑"/>
+                <w:sz w:val="19"/>
+              </w:rPr>
+              <w:t>v2.0</w:t>
+            </w:r>
+          </w:p>
+        </w:tc>
+        <w:tc>
+          <w:tcPr>
+            <w:tcW w:type="dxa" w:w="1701"/>
+          </w:tcPr>
+          <w:p>
+            <w:pPr>
+              <w:spacing w:after="0"/>
+            </w:pPr>
+            <w:r>
+              <w:rPr>
+                <w:rFonts w:ascii="微软雅黑" w:hAnsi="微软雅黑" w:eastAsia="微软雅黑"/>
+                <w:sz w:val="19"/>
+              </w:rPr>
+              <w:t>2026-10-18</w:t>
+            </w:r>
+          </w:p>
+        </w:tc>
+        <w:tc>
+          <w:tcPr>
+            <w:tcW w:type="dxa" w:w="4989"/>
+          </w:tcPr>
+          <w:p>
+            <w:pPr>
+              <w:spacing w:after="0"/>
+            </w:pPr>
+            <w:r>
+              <w:rPr>
+                <w:rFonts w:ascii="微软雅黑" w:hAnsi="微软雅黑" w:eastAsia="微软雅黑"/>
+                <w:sz w:val="19"/>
+              </w:rPr>
+              <w:t>新增文档问答（PDF/Word/Excel/PPT/ePub/图片 OCR）、语音输入与朗读、深度思考、多会话管理、长期记忆；修复语音设备识别与提示；说明书补充界面速览与语音排查。</w:t>
+            </w:r>
+          </w:p>
+        </w:tc>
+      </w:tr>
+      <w:tr>
+        <w:tc>
+          <w:tcPr>
+            <w:tcW w:type="dxa" w:w="1020"/>
+          </w:tcPr>
+          <w:p>
+            <w:pPr>
+              <w:spacing w:after="0"/>
+            </w:pPr>
+            <w:r>
+              <w:rPr>
+                <w:rFonts w:ascii="微软雅黑" w:hAnsi="微软雅黑" w:eastAsia="微软雅黑"/>
+                <w:sz w:val="19"/>
+              </w:rPr>
+              <w:t>v1.1</w:t>
+            </w:r>
+          </w:p>
+        </w:tc>
+        <w:tc>
+          <w:tcPr>
+            <w:tcW w:type="dxa" w:w="1701"/>
+          </w:tcPr>
+          <w:p>
+            <w:pPr>
+              <w:spacing w:after="0"/>
+            </w:pPr>
+            <w:r>
+              <w:rPr>
+                <w:rFonts w:ascii="微软雅黑" w:hAnsi="微软雅黑" w:eastAsia="微软雅黑"/>
+                <w:sz w:val="19"/>
+              </w:rPr>
+              <w:t>2026-10-17</w:t>
+            </w:r>
+          </w:p>
+        </w:tc>
+        <w:tc>
+          <w:tcPr>
+            <w:tcW w:type="dxa" w:w="4989"/>
+          </w:tcPr>
+          <w:p>
+            <w:pPr>
+              <w:spacing w:after="0"/>
+            </w:pPr>
+            <w:r>
+              <w:rPr>
+                <w:rFonts w:ascii="微软雅黑" w:hAnsi="微软雅黑" w:eastAsia="微软雅黑"/>
+                <w:sz w:val="19"/>
+              </w:rPr>
+              <w:t>多轮对话、停止生成、Markdown 排版、会话自动保存、参数面板、图片理解、单实例运行、错误重试。</w:t>
+            </w:r>
+          </w:p>
+        </w:tc>
+      </w:tr>
+      <w:tr>
+        <w:tc>
+          <w:tcPr>
+            <w:tcW w:type="dxa" w:w="1020"/>
+          </w:tcPr>
+          <w:p>
+            <w:pPr>
+              <w:spacing w:after="0"/>
+            </w:pPr>
+            <w:r>
+              <w:rPr>
+                <w:rFonts w:ascii="微软雅黑" w:hAnsi="微软雅黑" w:eastAsia="微软雅黑"/>
+                <w:sz w:val="19"/>
+              </w:rPr>
+              <w:t>v1.0</w:t>
+            </w:r>
+          </w:p>
+        </w:tc>
+        <w:tc>
+          <w:tcPr>
+            <w:tcW w:type="dxa" w:w="1701"/>
+          </w:tcPr>
+          <w:p>
+            <w:pPr>
+              <w:spacing w:after="0"/>
+            </w:pPr>
+            <w:r>
+              <w:rPr>
+                <w:rFonts w:ascii="微软雅黑" w:hAnsi="微软雅黑" w:eastAsia="微软雅黑"/>
+                <w:sz w:val="19"/>
+              </w:rPr>
+              <w:t>2026-10-16</w:t>
+            </w:r>
+          </w:p>
+        </w:tc>
+        <w:tc>
+          <w:tcPr>
+            <w:tcW w:type="dxa" w:w="4989"/>
+          </w:tcPr>
+          <w:p>
+            <w:pPr>
+              <w:spacing w:after="0"/>
+            </w:pPr>
+            <w:r>
+              <w:rPr>
+                <w:rFonts w:ascii="微软雅黑" w:hAnsi="微软雅黑" w:eastAsia="微软雅黑"/>
+                <w:sz w:val="19"/>
+              </w:rPr>
+              <w:t>首个可分发包：10 个内置模型（含视觉模型）、便携 Ollama、一键导入。</w:t>
+            </w:r>
+          </w:p>
+        </w:tc>
+      </w:tr>
+    </w:tbl>
+    <w:p>
+      <w:pPr>
+        <w:spacing w:after="40"/>
+      </w:pPr>
+    </w:p>
+    <w:p>
+      <w:pPr>
+        <w:spacing w:line="300" w:lineRule="auto" w:after="80"/>
+        <w:ind w:firstLine="380"/>
+      </w:pPr>
+      <w:r>
+        <w:rPr>
+          <w:rFonts w:ascii="微软雅黑" w:hAnsi="微软雅黑" w:eastAsia="微软雅黑"/>
+          <w:b w:val="0"/>
+          <w:color w:val="666666"/>
+          <w:sz w:val="19"/>
+        </w:rPr>
+        <w:t>查找版本：顶栏右侧显示当前模型，输入框下方提示行显示上下文用量；本说明书文件名后的日期即对应版本。</w:t>
+      </w:r>
     </w:p>
     <w:p/>
     <w:p>
